--- a/src/db/seed-data/docs/module16-sound-effect.docx
+++ b/src/db/seed-data/docs/module16-sound-effect.docx
@@ -194,7 +194,7 @@
           <w:color w:val="6B7280"/>
           <w:sz w:val="20"/>
         </w:rPr>
-        <w:t xml:space="preserve">Thay các phần [trong ngoặc vuông] bằng thông tin của bạn.</w:t>
+        <w:t xml:space="preserve">Thay các phần [trong ngoặc vuông] bằng thông tin của bạn. Khi dán vào công cụ AI nên dùng bản tiếng Anh (EN); bản dịch tiếng Việt giúp hiểu nội dung.</w:t>
       </w:r>
     </w:p>
     <w:p>
@@ -212,6 +212,19 @@
     </w:p>
     <w:p>
       <w:pPr>
+        <w:spacing w:before="0" w:after="40"/>
+      </w:pPr>
+      <w:r>
+        <w:rPr>
+          <w:b/>
+          <w:color w:val="6B7280"/>
+          <w:sz w:val="18"/>
+        </w:rPr>
+        <w:t xml:space="preserve">EN – Prompt gốc</w:t>
+      </w:r>
+    </w:p>
+    <w:p>
+      <w:pPr>
         <w:spacing w:before="0" w:after="0"/>
         <w:shd w:val="clear" w:color="auto" w:fill="F3F4F6"/>
         <w:ind w:left="200" w:right="200"/>
@@ -278,6 +291,84 @@
           <w:sz w:val="21"/>
         </w:rPr>
         <w:t xml:space="preserve">Glitch: Short digital glitch stutter sound, electronic, 0.7 seconds</w:t>
+      </w:r>
+    </w:p>
+    <w:p>
+      <w:pPr>
+        <w:spacing w:before="120" w:after="40"/>
+      </w:pPr>
+      <w:r>
+        <w:rPr>
+          <w:b/>
+          <w:color w:val="047857"/>
+          <w:sz w:val="18"/>
+        </w:rPr>
+        <w:t xml:space="preserve">VI – Bản dịch tiếng Việt</w:t>
+      </w:r>
+    </w:p>
+    <w:p>
+      <w:pPr>
+        <w:spacing w:before="0" w:after="0"/>
+        <w:shd w:val="clear" w:color="auto" w:fill="ECFDF5"/>
+        <w:ind w:left="200" w:right="200"/>
+      </w:pPr>
+      <w:r>
+        <w:rPr>
+          <w:sz w:val="21"/>
+        </w:rPr>
+        <w:t xml:space="preserve">Whoosh: Tiếng vút chuyển cảnh điện ảnh nhanh, tiếng gió lướt từ trái sang phải, 1 giây</w:t>
+      </w:r>
+    </w:p>
+    <w:p>
+      <w:pPr>
+        <w:spacing w:before="0" w:after="0"/>
+        <w:shd w:val="clear" w:color="auto" w:fill="ECFDF5"/>
+        <w:ind w:left="200" w:right="200"/>
+      </w:pPr>
+      <w:r>
+        <w:rPr>
+          <w:sz w:val="21"/>
+        </w:rPr>
+        <w:t xml:space="preserve">Swipe: Tiếng vuốt nhẹ ngắn như vuốt màn hình điện thoại, sạch, 0,5 giây</w:t>
+      </w:r>
+    </w:p>
+    <w:p>
+      <w:pPr>
+        <w:spacing w:before="0" w:after="0"/>
+        <w:shd w:val="clear" w:color="auto" w:fill="ECFDF5"/>
+        <w:ind w:left="200" w:right="200"/>
+      </w:pPr>
+      <w:r>
+        <w:rPr>
+          <w:sz w:val="21"/>
+        </w:rPr>
+        <w:t xml:space="preserve">Impact: Tiếng nổ trầm điện ảnh có vang dài, kiểu trailer, 2 giây</w:t>
+      </w:r>
+    </w:p>
+    <w:p>
+      <w:pPr>
+        <w:spacing w:before="0" w:after="0"/>
+        <w:shd w:val="clear" w:color="auto" w:fill="ECFDF5"/>
+        <w:ind w:left="200" w:right="200"/>
+      </w:pPr>
+      <w:r>
+        <w:rPr>
+          <w:sz w:val="21"/>
+        </w:rPr>
+        <w:t xml:space="preserve">Riser: Tiếng dâng căng thẳng tăng dần trong 3 giây rồi cắt đột ngột</w:t>
+      </w:r>
+    </w:p>
+    <w:p>
+      <w:pPr>
+        <w:spacing w:before="0" w:after="0"/>
+        <w:shd w:val="clear" w:color="auto" w:fill="ECFDF5"/>
+        <w:ind w:left="200" w:right="200"/>
+      </w:pPr>
+      <w:r>
+        <w:rPr>
+          <w:sz w:val="21"/>
+        </w:rPr>
+        <w:t xml:space="preserve">Glitch: Tiếng nhiễu kỹ thuật số giật cục ngắn, điện tử, 0,7 giây</w:t>
       </w:r>
     </w:p>
     <w:p>
@@ -295,6 +386,19 @@
     </w:p>
     <w:p>
       <w:pPr>
+        <w:spacing w:before="0" w:after="40"/>
+      </w:pPr>
+      <w:r>
+        <w:rPr>
+          <w:b/>
+          <w:color w:val="6B7280"/>
+          <w:sz w:val="18"/>
+        </w:rPr>
+        <w:t xml:space="preserve">EN – Prompt gốc</w:t>
+      </w:r>
+    </w:p>
+    <w:p>
+      <w:pPr>
         <w:spacing w:before="0" w:after="0"/>
         <w:shd w:val="clear" w:color="auto" w:fill="F3F4F6"/>
         <w:ind w:left="200" w:right="200"/>
@@ -375,6 +479,97 @@
           <w:sz w:val="21"/>
         </w:rPr>
         <w:t xml:space="preserve">Can open: Soda can opening with fizz and bubbles, crisp, 2 seconds</w:t>
+      </w:r>
+    </w:p>
+    <w:p>
+      <w:pPr>
+        <w:spacing w:before="120" w:after="40"/>
+      </w:pPr>
+      <w:r>
+        <w:rPr>
+          <w:b/>
+          <w:color w:val="047857"/>
+          <w:sz w:val="18"/>
+        </w:rPr>
+        <w:t xml:space="preserve">VI – Bản dịch tiếng Việt</w:t>
+      </w:r>
+    </w:p>
+    <w:p>
+      <w:pPr>
+        <w:spacing w:before="0" w:after="0"/>
+        <w:shd w:val="clear" w:color="auto" w:fill="ECFDF5"/>
+        <w:ind w:left="200" w:right="200"/>
+      </w:pPr>
+      <w:r>
+        <w:rPr>
+          <w:sz w:val="21"/>
+        </w:rPr>
+        <w:t xml:space="preserve">Ding: Tiếng chuông lấp lánh kỳ diệu trong trẻo, thông báo tích cực, 1 giây</w:t>
+      </w:r>
+    </w:p>
+    <w:p>
+      <w:pPr>
+        <w:spacing w:before="0" w:after="0"/>
+        <w:shd w:val="clear" w:color="auto" w:fill="ECFDF5"/>
+        <w:ind w:left="200" w:right="200"/>
+      </w:pPr>
+      <w:r>
+        <w:rPr>
+          <w:sz w:val="21"/>
+        </w:rPr>
+        <w:t xml:space="preserve">Cash: Tiếng máy tính tiền "keng keng" kèm tiếng xu, 1 giây</w:t>
+      </w:r>
+    </w:p>
+    <w:p>
+      <w:pPr>
+        <w:spacing w:before="0" w:after="0"/>
+        <w:shd w:val="clear" w:color="auto" w:fill="ECFDF5"/>
+        <w:ind w:left="200" w:right="200"/>
+      </w:pPr>
+      <w:r>
+        <w:rPr>
+          <w:sz w:val="21"/>
+        </w:rPr>
+        <w:t xml:space="preserve">Pop: Tiếng bong bóng vỡ kiểu hoạt hình, vui nhộn, ngắn</w:t>
+      </w:r>
+    </w:p>
+    <w:p>
+      <w:pPr>
+        <w:spacing w:before="0" w:after="0"/>
+        <w:shd w:val="clear" w:color="auto" w:fill="ECFDF5"/>
+        <w:ind w:left="200" w:right="200"/>
+      </w:pPr>
+      <w:r>
+        <w:rPr>
+          <w:sz w:val="21"/>
+        </w:rPr>
+        <w:t xml:space="preserve">Unbox: Tiếng mở hộp carton và giấy lót sột soạt, ASMR, thu gần, 3 giây</w:t>
+      </w:r>
+    </w:p>
+    <w:p>
+      <w:pPr>
+        <w:spacing w:before="0" w:after="0"/>
+        <w:shd w:val="clear" w:color="auto" w:fill="ECFDF5"/>
+        <w:ind w:left="200" w:right="200"/>
+      </w:pPr>
+      <w:r>
+        <w:rPr>
+          <w:sz w:val="21"/>
+        </w:rPr>
+        <w:t xml:space="preserve">Spray: Tiếng xịt nước hoa phun sương ngắn, thu sát micro, 1 giây</w:t>
+      </w:r>
+    </w:p>
+    <w:p>
+      <w:pPr>
+        <w:spacing w:before="0" w:after="0"/>
+        <w:shd w:val="clear" w:color="auto" w:fill="ECFDF5"/>
+        <w:ind w:left="200" w:right="200"/>
+      </w:pPr>
+      <w:r>
+        <w:rPr>
+          <w:sz w:val="21"/>
+        </w:rPr>
+        <w:t xml:space="preserve">Can open: Tiếng bật lon soda kèm tiếng xèo và bọt ga, giòn, 2 giây</w:t>
       </w:r>
     </w:p>
     <w:p>
@@ -392,6 +587,19 @@
     </w:p>
     <w:p>
       <w:pPr>
+        <w:spacing w:before="0" w:after="40"/>
+      </w:pPr>
+      <w:r>
+        <w:rPr>
+          <w:b/>
+          <w:color w:val="6B7280"/>
+          <w:sz w:val="18"/>
+        </w:rPr>
+        <w:t xml:space="preserve">EN – Prompt gốc</w:t>
+      </w:r>
+    </w:p>
+    <w:p>
+      <w:pPr>
         <w:spacing w:before="0" w:after="0"/>
         <w:shd w:val="clear" w:color="auto" w:fill="F3F4F6"/>
         <w:ind w:left="200" w:right="200"/>
@@ -458,6 +666,84 @@
           <w:sz w:val="21"/>
         </w:rPr>
         <w:t xml:space="preserve">Ocean: Calm ocean waves on a sandy beach, seagulls in the distance, 15 seconds</w:t>
+      </w:r>
+    </w:p>
+    <w:p>
+      <w:pPr>
+        <w:spacing w:before="120" w:after="40"/>
+      </w:pPr>
+      <w:r>
+        <w:rPr>
+          <w:b/>
+          <w:color w:val="047857"/>
+          <w:sz w:val="18"/>
+        </w:rPr>
+        <w:t xml:space="preserve">VI – Bản dịch tiếng Việt</w:t>
+      </w:r>
+    </w:p>
+    <w:p>
+      <w:pPr>
+        <w:spacing w:before="0" w:after="0"/>
+        <w:shd w:val="clear" w:color="auto" w:fill="ECFDF5"/>
+        <w:ind w:left="200" w:right="200"/>
+      </w:pPr>
+      <w:r>
+        <w:rPr>
+          <w:sz w:val="21"/>
+        </w:rPr>
+        <w:t xml:space="preserve">Rain: Mưa nhẹ rơi trên cửa sổ ban đêm, sấm xa xa, lặp 10 giây</w:t>
+      </w:r>
+    </w:p>
+    <w:p>
+      <w:pPr>
+        <w:spacing w:before="0" w:after="0"/>
+        <w:shd w:val="clear" w:color="auto" w:fill="ECFDF5"/>
+        <w:ind w:left="200" w:right="200"/>
+      </w:pPr>
+      <w:r>
+        <w:rPr>
+          <w:sz w:val="21"/>
+        </w:rPr>
+        <w:t xml:space="preserve">Café: Không khí quán cà phê đông khách, người nói chuyện nhỏ, tiếng tách chạm, máy pha espresso, 15 giây</w:t>
+      </w:r>
+    </w:p>
+    <w:p>
+      <w:pPr>
+        <w:spacing w:before="0" w:after="0"/>
+        <w:shd w:val="clear" w:color="auto" w:fill="ECFDF5"/>
+        <w:ind w:left="200" w:right="200"/>
+      </w:pPr>
+      <w:r>
+        <w:rPr>
+          <w:sz w:val="21"/>
+        </w:rPr>
+        <w:t xml:space="preserve">Street Vietnam: Đường phố Việt Nam nhộn nhịp với tiếng xe máy bấm còi và tiếng rao hàng rong, 15 giây</w:t>
+      </w:r>
+    </w:p>
+    <w:p>
+      <w:pPr>
+        <w:spacing w:before="0" w:after="0"/>
+        <w:shd w:val="clear" w:color="auto" w:fill="ECFDF5"/>
+        <w:ind w:left="200" w:right="200"/>
+      </w:pPr>
+      <w:r>
+        <w:rPr>
+          <w:sz w:val="21"/>
+        </w:rPr>
+        <w:t xml:space="preserve">Nature: Buổi sáng yên bình trong rừng với tiếng chim hót và suối nhỏ, 15 giây</w:t>
+      </w:r>
+    </w:p>
+    <w:p>
+      <w:pPr>
+        <w:spacing w:before="0" w:after="0"/>
+        <w:shd w:val="clear" w:color="auto" w:fill="ECFDF5"/>
+        <w:ind w:left="200" w:right="200"/>
+      </w:pPr>
+      <w:r>
+        <w:rPr>
+          <w:sz w:val="21"/>
+        </w:rPr>
+        <w:t xml:space="preserve">Ocean: Sóng biển êm vỗ bờ cát, hải âu xa xa, 15 giây</w:t>
       </w:r>
     </w:p>
     <w:p>
@@ -475,6 +761,19 @@
     </w:p>
     <w:p>
       <w:pPr>
+        <w:spacing w:before="0" w:after="40"/>
+      </w:pPr>
+      <w:r>
+        <w:rPr>
+          <w:b/>
+          <w:color w:val="6B7280"/>
+          <w:sz w:val="18"/>
+        </w:rPr>
+        <w:t xml:space="preserve">EN – Prompt gốc</w:t>
+      </w:r>
+    </w:p>
+    <w:p>
+      <w:pPr>
         <w:spacing w:before="0" w:after="0"/>
         <w:shd w:val="clear" w:color="auto" w:fill="F3F4F6"/>
         <w:ind w:left="200" w:right="200"/>
@@ -555,6 +854,97 @@
           <w:sz w:val="21"/>
         </w:rPr>
         <w:t xml:space="preserve">Record scratch: Vinyl record scratch freeze-frame moment</w:t>
+      </w:r>
+    </w:p>
+    <w:p>
+      <w:pPr>
+        <w:spacing w:before="120" w:after="40"/>
+      </w:pPr>
+      <w:r>
+        <w:rPr>
+          <w:b/>
+          <w:color w:val="047857"/>
+          <w:sz w:val="18"/>
+        </w:rPr>
+        <w:t xml:space="preserve">VI – Bản dịch tiếng Việt</w:t>
+      </w:r>
+    </w:p>
+    <w:p>
+      <w:pPr>
+        <w:spacing w:before="0" w:after="0"/>
+        <w:shd w:val="clear" w:color="auto" w:fill="ECFDF5"/>
+        <w:ind w:left="200" w:right="200"/>
+      </w:pPr>
+      <w:r>
+        <w:rPr>
+          <w:sz w:val="21"/>
+        </w:rPr>
+        <w:t xml:space="preserve">Laugh track: Khán giả nhỏ cười, kiểu sitcom, 2 giây</w:t>
+      </w:r>
+    </w:p>
+    <w:p>
+      <w:pPr>
+        <w:spacing w:before="0" w:after="0"/>
+        <w:shd w:val="clear" w:color="auto" w:fill="ECFDF5"/>
+        <w:ind w:left="200" w:right="200"/>
+      </w:pPr>
+      <w:r>
+        <w:rPr>
+          <w:sz w:val="21"/>
+        </w:rPr>
+        <w:t xml:space="preserve">Fail: Tiếng kèn trombone buồn "oa oa oa", hài hước, 2 giây</w:t>
+      </w:r>
+    </w:p>
+    <w:p>
+      <w:pPr>
+        <w:spacing w:before="0" w:after="0"/>
+        <w:shd w:val="clear" w:color="auto" w:fill="ECFDF5"/>
+        <w:ind w:left="200" w:right="200"/>
+      </w:pPr>
+      <w:r>
+        <w:rPr>
+          <w:sz w:val="21"/>
+        </w:rPr>
+        <w:t xml:space="preserve">Surprise: Tiếng lò xo "boing" kiểu hoạt hình</w:t>
+      </w:r>
+    </w:p>
+    <w:p>
+      <w:pPr>
+        <w:spacing w:before="0" w:after="0"/>
+        <w:shd w:val="clear" w:color="auto" w:fill="ECFDF5"/>
+        <w:ind w:left="200" w:right="200"/>
+      </w:pPr>
+      <w:r>
+        <w:rPr>
+          <w:sz w:val="21"/>
+        </w:rPr>
+        <w:t xml:space="preserve">Suspense: Đoạn nhạc hồi hộp kịch tính với dây trầm, 2 giây</w:t>
+      </w:r>
+    </w:p>
+    <w:p>
+      <w:pPr>
+        <w:spacing w:before="0" w:after="0"/>
+        <w:shd w:val="clear" w:color="auto" w:fill="ECFDF5"/>
+        <w:ind w:left="200" w:right="200"/>
+      </w:pPr>
+      <w:r>
+        <w:rPr>
+          <w:sz w:val="21"/>
+        </w:rPr>
+        <w:t xml:space="preserve">Heartbeat: Nhịp tim chậm và nặng, căng thẳng, 4 giây</w:t>
+      </w:r>
+    </w:p>
+    <w:p>
+      <w:pPr>
+        <w:spacing w:before="0" w:after="0"/>
+        <w:shd w:val="clear" w:color="auto" w:fill="ECFDF5"/>
+        <w:ind w:left="200" w:right="200"/>
+      </w:pPr>
+      <w:r>
+        <w:rPr>
+          <w:sz w:val="21"/>
+        </w:rPr>
+        <w:t xml:space="preserve">Record scratch: Tiếng cào đĩa than – khoảnh khắc đứng hình</w:t>
       </w:r>
     </w:p>
     <w:p>
@@ -572,6 +962,19 @@
     </w:p>
     <w:p>
       <w:pPr>
+        <w:spacing w:before="0" w:after="40"/>
+      </w:pPr>
+      <w:r>
+        <w:rPr>
+          <w:b/>
+          <w:color w:val="6B7280"/>
+          <w:sz w:val="18"/>
+        </w:rPr>
+        <w:t xml:space="preserve">EN – Prompt gốc</w:t>
+      </w:r>
+    </w:p>
+    <w:p>
+      <w:pPr>
         <w:spacing w:before="0" w:after="0"/>
         <w:shd w:val="clear" w:color="auto" w:fill="F3F4F6"/>
         <w:ind w:left="200" w:right="200"/>
@@ -582,6 +985,32 @@
           <w:sz w:val="21"/>
         </w:rPr>
         <w:t xml:space="preserve">whoosh, swoosh, transition, swipe, impact, boom, riser, glitch, pop, ding, sparkle, notification, cash register, click, typing, camera shutter, applause, crowd, laugh, rain, thunder, wind, ocean, birds, city ambience, footsteps, door open, unboxing, paper, sizzle, pouring water, ice cubes</w:t>
+      </w:r>
+    </w:p>
+    <w:p>
+      <w:pPr>
+        <w:spacing w:before="120" w:after="40"/>
+      </w:pPr>
+      <w:r>
+        <w:rPr>
+          <w:b/>
+          <w:color w:val="047857"/>
+          <w:sz w:val="18"/>
+        </w:rPr>
+        <w:t xml:space="preserve">VI – Bản dịch tiếng Việt</w:t>
+      </w:r>
+    </w:p>
+    <w:p>
+      <w:pPr>
+        <w:spacing w:before="0" w:after="0"/>
+        <w:shd w:val="clear" w:color="auto" w:fill="ECFDF5"/>
+        <w:ind w:left="200" w:right="200"/>
+      </w:pPr>
+      <w:r>
+        <w:rPr>
+          <w:sz w:val="21"/>
+        </w:rPr>
+        <w:t xml:space="preserve">whoosh/swoosh (tiếng vút), transition (chuyển cảnh), swipe (vuốt), impact/boom (va chạm, nổ trầm), riser (dâng căng thẳng), glitch (nhiễu số), pop (bụp), ding/sparkle (chuông, lấp lánh), notification (thông báo), cash register (máy tính tiền), click (nhấp), typing (gõ phím), camera shutter (màn trập máy ảnh), applause (vỗ tay), crowd (đám đông), laugh (tiếng cười), rain (mưa), thunder (sấm), wind (gió), ocean (biển), birds (chim), city ambience (không khí thành phố), footsteps (bước chân), door open (mở cửa), unboxing (mở hộp), paper (giấy), sizzle (xèo xèo), pouring water (rót nước), ice cubes (đá viên)</w:t>
       </w:r>
     </w:p>
     <w:p>
@@ -599,6 +1028,19 @@
     </w:p>
     <w:p>
       <w:pPr>
+        <w:spacing w:before="0" w:after="40"/>
+      </w:pPr>
+      <w:r>
+        <w:rPr>
+          <w:b/>
+          <w:color w:val="6B7280"/>
+          <w:sz w:val="18"/>
+        </w:rPr>
+        <w:t xml:space="preserve">EN – Prompt gốc</w:t>
+      </w:r>
+    </w:p>
+    <w:p>
+      <w:pPr>
         <w:spacing w:before="0" w:after="0"/>
         <w:shd w:val="clear" w:color="auto" w:fill="F3F4F6"/>
         <w:ind w:left="200" w:right="200"/>
@@ -609,6 +1051,45 @@
           <w:sz w:val="21"/>
         </w:rPr>
         <w:t xml:space="preserve">[Tên âm thanh], [nguồn phát / chất liệu: metal, wood, glass, paper…], [đặc điểm: short / long / echo / close-up / distant], [cảm xúc: playful / dramatic / calm], [thời lượng] seconds</w:t>
+      </w:r>
+    </w:p>
+    <w:p>
+      <w:pPr>
+        <w:spacing w:before="120" w:after="40"/>
+      </w:pPr>
+      <w:r>
+        <w:rPr>
+          <w:b/>
+          <w:color w:val="047857"/>
+          <w:sz w:val="18"/>
+        </w:rPr>
+        <w:t xml:space="preserve">VI – Bản dịch tiếng Việt</w:t>
+      </w:r>
+    </w:p>
+    <w:p>
+      <w:pPr>
+        <w:spacing w:before="0" w:after="0"/>
+        <w:shd w:val="clear" w:color="auto" w:fill="ECFDF5"/>
+        <w:ind w:left="200" w:right="200"/>
+      </w:pPr>
+      <w:r>
+        <w:rPr>
+          <w:sz w:val="21"/>
+        </w:rPr>
+        <w:t xml:space="preserve">[Tên âm thanh], [nguồn phát / chất liệu: kim loại, gỗ, thủy tinh, giấy…], [đặc điểm: ngắn / dài / có vang / thu gần / ở xa], [cảm xúc: vui nhộn / kịch tính / êm dịu], [thời lượng] giây</w:t>
+      </w:r>
+    </w:p>
+    <w:p>
+      <w:pPr>
+        <w:spacing w:before="0" w:after="0"/>
+        <w:shd w:val="clear" w:color="auto" w:fill="ECFDF5"/>
+        <w:ind w:left="200" w:right="200"/>
+      </w:pPr>
+      <w:r>
+        <w:rPr>
+          <w:sz w:val="21"/>
+        </w:rPr>
+        <w:t xml:space="preserve">(Khi dán vào ElevenLabs nên viết bằng tiếng Anh để kết quả chính xác hơn.)</w:t>
       </w:r>
     </w:p>
     <w:sectPr>
